--- a/Docs/Peer Assessments for Evelien/Peer Feedback Form From Selkie to Evelien.docx
+++ b/Docs/Peer Assessments for Evelien/Peer Feedback Form From Selkie to Evelien.docx
@@ -1988,7 +1988,7 @@
           <w:lang w:eastAsia="en-GB"/>
           <w14:ligatures w14:val="none"/>
         </w:rPr>
-        <w:t>Ask for help more.</w:t>
+        <w:t>Get better coping mechanisms.</w:t>
       </w:r>
     </w:p>
     <w:sectPr>
